--- a/Fase 2/Evidencias Proyecto/Documento 04- Definition of Done.docx
+++ b/Fase 2/Evidencias Proyecto/Documento 04- Definition of Done.docx
@@ -7292,203 +7292,6 @@
           </w:p>
         </w:tc>
       </w:tr>
-      <w:tr>
-        <w:trPr>
-          <w:trHeight w:val="1134"/>
-        </w:trPr>
-        <w:tc>
-          <w:tcPr>
-            <w:tcW w:w="1188" w:type="dxa"/>
-            <w:vAlign w:val="center"/>
-          </w:tcPr>
-          <w:p>
-            <w:pPr>
-              <w:jc w:val="both"/>
-              <w:rPr>
-                <w:rFonts w:asciiTheme="minorHAnsi" w:hAnsiTheme="minorHAnsi" w:cstheme="minorHAnsi"/>
-                <w:i/>
-                <w:color w:val="FF0000"/>
-                <w:szCs w:val="24"/>
-                <w:lang w:val="es-ES" w:eastAsia="es-ES"/>
-              </w:rPr>
-            </w:pPr>
-            <w:r>
-              <w:rPr>
-                <w:rFonts w:cstheme="minorHAnsi"/>
-                <w:i/>
-                <w:color w:val="FF0000"/>
-                <w:szCs w:val="24"/>
-                <w:lang w:val="es-ES" w:eastAsia="es-ES"/>
-              </w:rPr>
-              <w:fldChar w:fldCharType="begin"/>
-            </w:r>
-            <w:r>
-              <w:rPr>
-                <w:rFonts w:asciiTheme="minorHAnsi" w:hAnsiTheme="minorHAnsi" w:cstheme="minorHAnsi"/>
-                <w:i/>
-                <w:color w:val="FF0000"/>
-                <w:szCs w:val="24"/>
-                <w:lang w:val="es-ES" w:eastAsia="es-ES"/>
-              </w:rPr>
-              <w:instrText>MACROBUTTON NoMacro [Fecha]</w:instrText>
-            </w:r>
-            <w:r>
-              <w:rPr>
-                <w:rFonts w:cstheme="minorHAnsi"/>
-                <w:i/>
-                <w:color w:val="FF0000"/>
-                <w:szCs w:val="24"/>
-                <w:lang w:val="es-ES" w:eastAsia="es-ES"/>
-              </w:rPr>
-              <w:fldChar w:fldCharType="end"/>
-            </w:r>
-          </w:p>
-        </w:tc>
-        <w:tc>
-          <w:tcPr>
-            <w:tcW w:w="1080" w:type="dxa"/>
-            <w:vAlign w:val="center"/>
-          </w:tcPr>
-          <w:p>
-            <w:pPr>
-              <w:jc w:val="both"/>
-              <w:rPr>
-                <w:rFonts w:asciiTheme="minorHAnsi" w:hAnsiTheme="minorHAnsi" w:cstheme="minorHAnsi"/>
-                <w:i/>
-                <w:color w:val="FF0000"/>
-                <w:szCs w:val="24"/>
-                <w:lang w:val="es-ES" w:eastAsia="es-ES"/>
-              </w:rPr>
-            </w:pPr>
-            <w:r>
-              <w:rPr>
-                <w:rFonts w:cstheme="minorHAnsi"/>
-                <w:i/>
-                <w:color w:val="FF0000"/>
-                <w:szCs w:val="24"/>
-                <w:lang w:val="es-ES" w:eastAsia="es-ES"/>
-              </w:rPr>
-              <w:fldChar w:fldCharType="begin"/>
-            </w:r>
-            <w:r>
-              <w:rPr>
-                <w:rFonts w:asciiTheme="minorHAnsi" w:hAnsiTheme="minorHAnsi" w:cstheme="minorHAnsi"/>
-                <w:i/>
-                <w:color w:val="FF0000"/>
-                <w:szCs w:val="24"/>
-                <w:lang w:val="es-ES" w:eastAsia="es-ES"/>
-              </w:rPr>
-              <w:instrText>MACROBUTTON NoMacro [Rev]</w:instrText>
-            </w:r>
-            <w:r>
-              <w:rPr>
-                <w:rFonts w:cstheme="minorHAnsi"/>
-                <w:i/>
-                <w:color w:val="FF0000"/>
-                <w:szCs w:val="24"/>
-                <w:lang w:val="es-ES" w:eastAsia="es-ES"/>
-              </w:rPr>
-              <w:fldChar w:fldCharType="end"/>
-            </w:r>
-          </w:p>
-        </w:tc>
-        <w:tc>
-          <w:tcPr>
-            <w:tcW w:w="3060" w:type="dxa"/>
-            <w:vAlign w:val="center"/>
-          </w:tcPr>
-          <w:p>
-            <w:pPr>
-              <w:jc w:val="both"/>
-              <w:rPr>
-                <w:rFonts w:asciiTheme="minorHAnsi" w:hAnsiTheme="minorHAnsi" w:cstheme="minorHAnsi"/>
-                <w:i/>
-                <w:color w:val="FF0000"/>
-                <w:szCs w:val="24"/>
-                <w:lang w:val="es-ES" w:eastAsia="es-ES"/>
-              </w:rPr>
-            </w:pPr>
-            <w:r>
-              <w:rPr>
-                <w:rFonts w:cstheme="minorHAnsi"/>
-                <w:i/>
-                <w:color w:val="FF0000"/>
-                <w:szCs w:val="24"/>
-                <w:lang w:val="es-ES" w:eastAsia="es-ES"/>
-              </w:rPr>
-              <w:fldChar w:fldCharType="begin"/>
-            </w:r>
-            <w:r>
-              <w:rPr>
-                <w:rFonts w:asciiTheme="minorHAnsi" w:hAnsiTheme="minorHAnsi" w:cstheme="minorHAnsi"/>
-                <w:i/>
-                <w:color w:val="FF0000"/>
-                <w:szCs w:val="24"/>
-                <w:lang w:val="es-ES" w:eastAsia="es-ES"/>
-              </w:rPr>
-              <w:instrText>MACROBUTTON NoMacro [Descripcion]</w:instrText>
-            </w:r>
-            <w:r>
-              <w:rPr>
-                <w:rFonts w:cstheme="minorHAnsi"/>
-                <w:i/>
-                <w:color w:val="FF0000"/>
-                <w:szCs w:val="24"/>
-                <w:lang w:val="es-ES" w:eastAsia="es-ES"/>
-              </w:rPr>
-              <w:fldChar w:fldCharType="end"/>
-            </w:r>
-          </w:p>
-        </w:tc>
-        <w:tc>
-          <w:tcPr>
-            <w:tcW w:w="3316" w:type="dxa"/>
-            <w:vAlign w:val="center"/>
-          </w:tcPr>
-          <w:p>
-            <w:pPr>
-              <w:jc w:val="both"/>
-              <w:rPr>
-                <w:rFonts w:asciiTheme="minorHAnsi" w:hAnsiTheme="minorHAnsi" w:cstheme="minorHAnsi"/>
-                <w:i/>
-                <w:color w:val="FF0000"/>
-                <w:szCs w:val="24"/>
-                <w:lang w:val="es-ES" w:eastAsia="es-ES"/>
-              </w:rPr>
-            </w:pPr>
-            <w:r>
-              <w:rPr>
-                <w:rFonts w:cstheme="minorHAnsi"/>
-                <w:i/>
-                <w:color w:val="FF0000"/>
-                <w:szCs w:val="24"/>
-                <w:lang w:val="es-ES" w:eastAsia="es-ES"/>
-              </w:rPr>
-              <w:fldChar w:fldCharType="begin"/>
-            </w:r>
-            <w:r>
-              <w:rPr>
-                <w:rFonts w:asciiTheme="minorHAnsi" w:hAnsiTheme="minorHAnsi" w:cstheme="minorHAnsi"/>
-                <w:i/>
-                <w:color w:val="FF0000"/>
-                <w:szCs w:val="24"/>
-                <w:lang w:val="es-ES" w:eastAsia="es-ES"/>
-              </w:rPr>
-              <w:instrText>MACROBUTTON NoMacro [Descripcion]</w:instrText>
-            </w:r>
-            <w:r>
-              <w:rPr>
-                <w:rFonts w:cstheme="minorHAnsi"/>
-                <w:i/>
-                <w:color w:val="FF0000"/>
-                <w:szCs w:val="24"/>
-                <w:lang w:val="es-ES" w:eastAsia="es-ES"/>
-              </w:rPr>
-              <w:fldChar w:fldCharType="end"/>
-            </w:r>
-          </w:p>
-        </w:tc>
-      </w:tr>
     </w:tbl>
     <w:p>
       <w:pPr>
@@ -7548,33 +7351,23 @@
       </w:r>
       <w:r>
         <w:rPr>
-          <w:rFonts w:eastAsia="Times New Roman" w:cstheme="minorHAnsi"/>
+          <w:rFonts w:cstheme="minorHAnsi"/>
+          <w:i/>
           <w:color w:val="FF0000"/>
-          <w:sz w:val="20"/>
           <w:szCs w:val="24"/>
           <w:lang w:val="es-ES" w:eastAsia="es-ES"/>
         </w:rPr>
-        <w:fldChar w:fldCharType="begin"/>
-      </w:r>
-      <w:r>
-        <w:rPr>
-          <w:rFonts w:eastAsia="Times New Roman" w:cstheme="minorHAnsi"/>
+        <w:t>06/01/2026</w:t>
+      </w:r>
+      <w:r>
+        <w:rPr>
+          <w:rFonts w:cstheme="minorHAnsi"/>
+          <w:i/>
           <w:color w:val="FF0000"/>
-          <w:sz w:val="20"/>
           <w:szCs w:val="24"/>
           <w:lang w:val="es-ES" w:eastAsia="es-ES"/>
         </w:rPr>
-        <w:instrText>MACROBUTTON NoMacro [Fecha]</w:instrText>
-      </w:r>
-      <w:r>
-        <w:rPr>
-          <w:rFonts w:eastAsia="Times New Roman" w:cstheme="minorHAnsi"/>
-          <w:color w:val="FF0000"/>
-          <w:sz w:val="20"/>
-          <w:szCs w:val="24"/>
-          <w:lang w:val="es-ES" w:eastAsia="es-ES"/>
-        </w:rPr>
-        <w:fldChar w:fldCharType="end"/>
+        <w:t xml:space="preserve"> </w:t>
       </w:r>
     </w:p>
     <w:p>
@@ -7714,6 +7507,15 @@
                 <w:lang w:val="es-ES" w:eastAsia="es-ES"/>
               </w:rPr>
             </w:pPr>
+            <w:r>
+              <w:rPr>
+                <w:rFonts w:asciiTheme="minorHAnsi" w:hAnsiTheme="minorHAnsi" w:cstheme="minorHAnsi"/>
+                <w:i/>
+                <w:szCs w:val="24"/>
+                <w:lang w:val="es-ES" w:eastAsia="es-ES"/>
+              </w:rPr>
+              <w:t>Ignacio Andrade</w:t>
+            </w:r>
           </w:p>
         </w:tc>
         <w:tc>
@@ -7731,6 +7533,15 @@
                 <w:lang w:val="es-ES" w:eastAsia="es-ES"/>
               </w:rPr>
             </w:pPr>
+            <w:r>
+              <w:rPr>
+                <w:rFonts w:asciiTheme="minorHAnsi" w:hAnsiTheme="minorHAnsi" w:cstheme="minorHAnsi"/>
+                <w:i/>
+                <w:szCs w:val="24"/>
+                <w:lang w:val="es-ES" w:eastAsia="es-ES"/>
+              </w:rPr>
+              <w:t>Desarrollador Full Stack</w:t>
+            </w:r>
           </w:p>
         </w:tc>
       </w:tr>
@@ -7753,6 +7564,15 @@
                 <w:lang w:val="es-ES" w:eastAsia="es-ES"/>
               </w:rPr>
             </w:pPr>
+            <w:r>
+              <w:rPr>
+                <w:rFonts w:cstheme="minorHAnsi"/>
+                <w:i/>
+                <w:szCs w:val="24"/>
+                <w:lang w:val="es-ES" w:eastAsia="es-ES"/>
+              </w:rPr>
+              <w:t>Nicolas Soto</w:t>
+            </w:r>
           </w:p>
         </w:tc>
         <w:tc>
@@ -7770,6 +7590,15 @@
                 <w:lang w:val="es-ES" w:eastAsia="es-ES"/>
               </w:rPr>
             </w:pPr>
+            <w:r>
+              <w:rPr>
+                <w:rFonts w:asciiTheme="minorHAnsi" w:hAnsiTheme="minorHAnsi" w:cstheme="minorHAnsi"/>
+                <w:i/>
+                <w:szCs w:val="24"/>
+                <w:lang w:val="es-ES" w:eastAsia="es-ES"/>
+              </w:rPr>
+              <w:t>Desarrollador Full Stack</w:t>
+            </w:r>
           </w:p>
         </w:tc>
       </w:tr>
@@ -7792,6 +7621,15 @@
                 <w:lang w:val="es-ES" w:eastAsia="es-ES"/>
               </w:rPr>
             </w:pPr>
+            <w:r>
+              <w:rPr>
+                <w:rFonts w:cstheme="minorHAnsi"/>
+                <w:i/>
+                <w:szCs w:val="24"/>
+                <w:lang w:val="es-ES" w:eastAsia="es-ES"/>
+              </w:rPr>
+              <w:t>Airon Sáez</w:t>
+            </w:r>
           </w:p>
         </w:tc>
         <w:tc>
@@ -7809,84 +7647,15 @@
                 <w:lang w:val="es-ES" w:eastAsia="es-ES"/>
               </w:rPr>
             </w:pPr>
-          </w:p>
-        </w:tc>
-      </w:tr>
-      <w:tr>
-        <w:trPr>
-          <w:trHeight w:val="465"/>
-        </w:trPr>
-        <w:tc>
-          <w:tcPr>
-            <w:tcW w:w="3539" w:type="dxa"/>
-            <w:vAlign w:val="center"/>
-          </w:tcPr>
-          <w:p>
-            <w:pPr>
-              <w:jc w:val="both"/>
-              <w:rPr>
-                <w:rFonts w:cstheme="minorHAnsi"/>
+            <w:r>
+              <w:rPr>
+                <w:rFonts w:asciiTheme="minorHAnsi" w:hAnsiTheme="minorHAnsi" w:cstheme="minorHAnsi"/>
                 <w:i/>
                 <w:szCs w:val="24"/>
                 <w:lang w:val="es-ES" w:eastAsia="es-ES"/>
               </w:rPr>
-            </w:pPr>
-          </w:p>
-        </w:tc>
-        <w:tc>
-          <w:tcPr>
-            <w:tcW w:w="5275" w:type="dxa"/>
-            <w:vAlign w:val="center"/>
-          </w:tcPr>
-          <w:p>
-            <w:pPr>
-              <w:jc w:val="both"/>
-              <w:rPr>
-                <w:rFonts w:cstheme="minorHAnsi"/>
-                <w:i/>
-                <w:szCs w:val="24"/>
-                <w:lang w:val="es-ES" w:eastAsia="es-ES"/>
-              </w:rPr>
-            </w:pPr>
-          </w:p>
-        </w:tc>
-      </w:tr>
-      <w:tr>
-        <w:trPr>
-          <w:trHeight w:val="465"/>
-        </w:trPr>
-        <w:tc>
-          <w:tcPr>
-            <w:tcW w:w="3539" w:type="dxa"/>
-            <w:vAlign w:val="center"/>
-          </w:tcPr>
-          <w:p>
-            <w:pPr>
-              <w:jc w:val="both"/>
-              <w:rPr>
-                <w:rFonts w:cstheme="minorHAnsi"/>
-                <w:i/>
-                <w:szCs w:val="24"/>
-                <w:lang w:val="es-ES" w:eastAsia="es-ES"/>
-              </w:rPr>
-            </w:pPr>
-          </w:p>
-        </w:tc>
-        <w:tc>
-          <w:tcPr>
-            <w:tcW w:w="5275" w:type="dxa"/>
-            <w:vAlign w:val="center"/>
-          </w:tcPr>
-          <w:p>
-            <w:pPr>
-              <w:jc w:val="both"/>
-              <w:rPr>
-                <w:rFonts w:cstheme="minorHAnsi"/>
-                <w:i/>
-                <w:szCs w:val="24"/>
-                <w:lang w:val="es-ES" w:eastAsia="es-ES"/>
-              </w:rPr>
-            </w:pPr>
+              <w:t>Desarrollador Full Stack</w:t>
+            </w:r>
           </w:p>
         </w:tc>
       </w:tr>
@@ -15788,6 +15557,7 @@
     <w:rsid w:val="00252686"/>
     <w:rsid w:val="002835FC"/>
     <w:rsid w:val="002C06A7"/>
+    <w:rsid w:val="00464342"/>
     <w:rsid w:val="004F7F49"/>
     <w:rsid w:val="0057410B"/>
     <w:rsid w:val="00592893"/>
@@ -15801,6 +15571,7 @@
     <w:rsid w:val="00960213"/>
     <w:rsid w:val="009B18C0"/>
     <w:rsid w:val="00BD2436"/>
+    <w:rsid w:val="00BE2980"/>
     <w:rsid w:val="00C47BA2"/>
     <w:rsid w:val="00C5036F"/>
     <w:rsid w:val="00C861E5"/>
@@ -16562,29 +16333,6 @@
 </file>
 
 <file path=customXml/item2.xml><?xml version="1.0" encoding="utf-8"?>
-<b:Sources xmlns:b="http://schemas.openxmlformats.org/officeDocument/2006/bibliography" xmlns="http://schemas.openxmlformats.org/officeDocument/2006/bibliography" SelectedStyle="\APA.XSL" StyleName="APA"/>
-</file>
-
-<file path=customXml/item3.xml><?xml version="1.0" encoding="utf-8"?>
-<p:properties xmlns:p="http://schemas.microsoft.com/office/2006/metadata/properties" xmlns:xsi="http://www.w3.org/2001/XMLSchema-instance" xmlns:pc="http://schemas.microsoft.com/office/infopath/2007/PartnerControls">
-  <documentManagement>
-    <lcf76f155ced4ddcb4097134ff3c332f xmlns="e1e7bc46-bed0-459f-9452-a76b1c5b695e">
-      <Terms xmlns="http://schemas.microsoft.com/office/infopath/2007/PartnerControls"/>
-    </lcf76f155ced4ddcb4097134ff3c332f>
-  </documentManagement>
-</p:properties>
-</file>
-
-<file path=customXml/item4.xml><?xml version="1.0" encoding="utf-8"?>
-<?mso-contentType ?>
-<FormTemplates xmlns="http://schemas.microsoft.com/sharepoint/v3/contenttype/forms">
-  <Display>DocumentLibraryForm</Display>
-  <Edit>DocumentLibraryForm</Edit>
-  <New>DocumentLibraryForm</New>
-</FormTemplates>
-</file>
-
-<file path=customXml/item5.xml><?xml version="1.0" encoding="utf-8"?>
 <ct:contentTypeSchema xmlns:ct="http://schemas.microsoft.com/office/2006/metadata/contentType" xmlns:ma="http://schemas.microsoft.com/office/2006/metadata/properties/metaAttributes" ct:_="" ma:_="" ma:contentTypeName="Documento" ma:contentTypeID="0x0101005395107FFD641345A10C8A5ACACB9D20" ma:contentTypeVersion="13" ma:contentTypeDescription="Crear nuevo documento." ma:contentTypeScope="" ma:versionID="7407f70e7181b908656026f379795b2c">
   <xsd:schema xmlns:xsd="http://www.w3.org/2001/XMLSchema" xmlns:xs="http://www.w3.org/2001/XMLSchema" xmlns:p="http://schemas.microsoft.com/office/2006/metadata/properties" xmlns:ns2="e1e7bc46-bed0-459f-9452-a76b1c5b695e" xmlns:ns3="bb8cf7e1-610f-40a0-8f00-126b9d139fde" targetNamespace="http://schemas.microsoft.com/office/2006/metadata/properties" ma:root="true" ma:fieldsID="b29ea8901729e1eaaa4e48e09148c760" ns2:_="" ns3:_="">
     <xsd:import namespace="e1e7bc46-bed0-459f-9452-a76b1c5b695e"/>
@@ -16801,6 +16549,29 @@
 </ct:contentTypeSchema>
 </file>
 
+<file path=customXml/item3.xml><?xml version="1.0" encoding="utf-8"?>
+<?mso-contentType ?>
+<FormTemplates xmlns="http://schemas.microsoft.com/sharepoint/v3/contenttype/forms">
+  <Display>DocumentLibraryForm</Display>
+  <Edit>DocumentLibraryForm</Edit>
+  <New>DocumentLibraryForm</New>
+</FormTemplates>
+</file>
+
+<file path=customXml/item4.xml><?xml version="1.0" encoding="utf-8"?>
+<p:properties xmlns:p="http://schemas.microsoft.com/office/2006/metadata/properties" xmlns:xsi="http://www.w3.org/2001/XMLSchema-instance" xmlns:pc="http://schemas.microsoft.com/office/infopath/2007/PartnerControls">
+  <documentManagement>
+    <lcf76f155ced4ddcb4097134ff3c332f xmlns="e1e7bc46-bed0-459f-9452-a76b1c5b695e">
+      <Terms xmlns="http://schemas.microsoft.com/office/infopath/2007/PartnerControls"/>
+    </lcf76f155ced4ddcb4097134ff3c332f>
+  </documentManagement>
+</p:properties>
+</file>
+
+<file path=customXml/item5.xml><?xml version="1.0" encoding="utf-8"?>
+<b:Sources xmlns:b="http://schemas.openxmlformats.org/officeDocument/2006/bibliography" xmlns="http://schemas.openxmlformats.org/officeDocument/2006/bibliography" SelectedStyle="\APA.XSL" StyleName="APA"/>
+</file>
+
 <file path=customXml/itemProps1.xml><?xml version="1.0" encoding="utf-8"?>
 <ds:datastoreItem xmlns:ds="http://schemas.openxmlformats.org/officeDocument/2006/customXml" ds:itemID="{55AF091B-3C7A-41E3-B477-F2FDAA23CFDA}">
   <ds:schemaRefs>
@@ -16810,32 +16581,6 @@
 </file>
 
 <file path=customXml/itemProps2.xml><?xml version="1.0" encoding="utf-8"?>
-<ds:datastoreItem xmlns:ds="http://schemas.openxmlformats.org/officeDocument/2006/customXml" ds:itemID="{BD6EC776-6679-4C69-98E3-6D068EA0A3C9}">
-  <ds:schemaRefs>
-    <ds:schemaRef ds:uri="http://schemas.openxmlformats.org/officeDocument/2006/bibliography"/>
-  </ds:schemaRefs>
-</ds:datastoreItem>
-</file>
-
-<file path=customXml/itemProps3.xml><?xml version="1.0" encoding="utf-8"?>
-<ds:datastoreItem xmlns:ds="http://schemas.openxmlformats.org/officeDocument/2006/customXml" ds:itemID="{E1036DFC-1D85-404D-898C-621D06C0EB1C}">
-  <ds:schemaRefs>
-    <ds:schemaRef ds:uri="http://schemas.microsoft.com/office/2006/metadata/properties"/>
-    <ds:schemaRef ds:uri="http://schemas.microsoft.com/office/infopath/2007/PartnerControls"/>
-    <ds:schemaRef ds:uri="e1e7bc46-bed0-459f-9452-a76b1c5b695e"/>
-  </ds:schemaRefs>
-</ds:datastoreItem>
-</file>
-
-<file path=customXml/itemProps4.xml><?xml version="1.0" encoding="utf-8"?>
-<ds:datastoreItem xmlns:ds="http://schemas.openxmlformats.org/officeDocument/2006/customXml" ds:itemID="{EE9AAF0E-D63F-459F-A0FB-CDCE9F728F33}">
-  <ds:schemaRefs>
-    <ds:schemaRef ds:uri="http://schemas.microsoft.com/sharepoint/v3/contenttype/forms"/>
-  </ds:schemaRefs>
-</ds:datastoreItem>
-</file>
-
-<file path=customXml/itemProps5.xml><?xml version="1.0" encoding="utf-8"?>
 <ds:datastoreItem xmlns:ds="http://schemas.openxmlformats.org/officeDocument/2006/customXml" ds:itemID="{444115BD-C1C6-48AD-B714-E1866627071D}">
   <ds:schemaRefs>
     <ds:schemaRef ds:uri="http://schemas.microsoft.com/office/2006/metadata/contentType"/>
@@ -16852,4 +16597,30 @@
     <ds:schemaRef ds:uri="http://schemas.microsoft.com/internal/obd"/>
   </ds:schemaRefs>
 </ds:datastoreItem>
+</file>
+
+<file path=customXml/itemProps3.xml><?xml version="1.0" encoding="utf-8"?>
+<ds:datastoreItem xmlns:ds="http://schemas.openxmlformats.org/officeDocument/2006/customXml" ds:itemID="{EE9AAF0E-D63F-459F-A0FB-CDCE9F728F33}">
+  <ds:schemaRefs>
+    <ds:schemaRef ds:uri="http://schemas.microsoft.com/sharepoint/v3/contenttype/forms"/>
+  </ds:schemaRefs>
+</ds:datastoreItem>
+</file>
+
+<file path=customXml/itemProps4.xml><?xml version="1.0" encoding="utf-8"?>
+<ds:datastoreItem xmlns:ds="http://schemas.openxmlformats.org/officeDocument/2006/customXml" ds:itemID="{E1036DFC-1D85-404D-898C-621D06C0EB1C}">
+  <ds:schemaRefs>
+    <ds:schemaRef ds:uri="http://schemas.microsoft.com/office/2006/metadata/properties"/>
+    <ds:schemaRef ds:uri="http://schemas.microsoft.com/office/infopath/2007/PartnerControls"/>
+    <ds:schemaRef ds:uri="e1e7bc46-bed0-459f-9452-a76b1c5b695e"/>
+  </ds:schemaRefs>
+</ds:datastoreItem>
+</file>
+
+<file path=customXml/itemProps5.xml><?xml version="1.0" encoding="utf-8"?>
+<ds:datastoreItem xmlns:ds="http://schemas.openxmlformats.org/officeDocument/2006/customXml" ds:itemID="{BD6EC776-6679-4C69-98E3-6D068EA0A3C9}">
+  <ds:schemaRefs>
+    <ds:schemaRef ds:uri="http://schemas.openxmlformats.org/officeDocument/2006/bibliography"/>
+  </ds:schemaRefs>
+</ds:datastoreItem>
 </file>